--- a/hw1/submission/HW1-报告.docx
+++ b/hw1/submission/HW1-报告.docx
@@ -70,6 +70,51 @@
     </w:p>
     <w:p>
       <w:pPr>
+        <w:spacing w:line="360" w:lineRule="auto"/>
+        <w:jc w:val="center"/>
+        <w:rPr>
+          <w:rFonts w:ascii="微软雅黑" w:eastAsia="微软雅黑" w:hAnsi="微软雅黑" w:hint="eastAsia"/>
+        </w:rPr>
+      </w:pPr>
+      <w:r>
+        <w:rPr>
+          <w:rFonts w:ascii="微软雅黑" w:eastAsia="微软雅黑" w:hAnsi="微软雅黑" w:hint="eastAsia"/>
+        </w:rPr>
+        <w:t xml:space="preserve">姓名 </w:t>
+      </w:r>
+      <w:r>
+        <w:rPr>
+          <w:rFonts w:ascii="微软雅黑" w:eastAsia="微软雅黑" w:hAnsi="微软雅黑" w:hint="eastAsia"/>
+        </w:rPr>
+        <w:t>张原野</w:t>
+      </w:r>
+      <w:r>
+        <w:rPr>
+          <w:rFonts w:ascii="微软雅黑" w:eastAsia="微软雅黑" w:hAnsi="微软雅黑"/>
+        </w:rPr>
+        <w:t xml:space="preserve"> </w:t>
+      </w:r>
+      <w:r>
+        <w:rPr>
+          <w:rFonts w:ascii="微软雅黑" w:eastAsia="微软雅黑" w:hAnsi="微软雅黑" w:hint="eastAsia"/>
+        </w:rPr>
+        <w:t xml:space="preserve">  </w:t>
+      </w:r>
+      <w:r>
+        <w:rPr>
+          <w:rFonts w:ascii="微软雅黑" w:eastAsia="微软雅黑" w:hAnsi="微软雅黑" w:hint="eastAsia"/>
+        </w:rPr>
+        <w:t xml:space="preserve">学号 </w:t>
+      </w:r>
+      <w:r>
+        <w:rPr>
+          <w:rFonts w:ascii="微软雅黑" w:eastAsia="微软雅黑" w:hAnsi="微软雅黑" w:hint="eastAsia"/>
+        </w:rPr>
+        <w:t>2024141460416</w:t>
+      </w:r>
+    </w:p>
+    <w:p>
+      <w:pPr>
         <w:ind w:firstLine="420"/>
         <w:rPr>
           <w:rFonts w:ascii="微软雅黑" w:eastAsia="微软雅黑" w:hAnsi="微软雅黑" w:hint="eastAsia"/>
@@ -135,7 +180,7 @@
         <w:rPr>
           <w:rFonts w:ascii="微软雅黑" w:eastAsia="微软雅黑" w:hAnsi="微软雅黑" w:hint="eastAsia"/>
         </w:rPr>
-        <w:t xml:space="preserve">基本要求的实现分三步。第一步是几何数据准备：把点、线、面所需的基本图元顶点统一放在全局数组 points 中，用 vec2 表示每个顶点，再通过 MVnew.js 提供的 flatten() 转换成扁平化的 Float32Array 才能上传到 GPU。第二步是把鼠标的屏幕像素坐标转换成 NDC 坐标：屏幕坐标原点在画布左上角、y 轴向下、范围为 0~canvas.width，而 NDC 原点在画布中心、y 轴向上、范围为 -1~1，因此 x 方向做 </w:t>
+        <w:t xml:space="preserve">基本要求的实现分三步。第一步是几何数据准备：我们把点、线、面所需的基本图元顶点统一放在全局数组 points 中，用 vec2 表示每个顶点，再通过 MVnew.js 提供的 flatten() 转换成扁平化的 Float32Array 才能上传到 GPU。第二步是把鼠标的屏幕像素坐标转换成 NDC 坐标：屏幕坐标原点在画布左上角、y 轴向下、范围为 0~canvas.width，而 NDC 原点在画布中心、y 轴向上、范围为 -1~1，因此 x 方向做 </w:t>
       </w:r>
       <w:proofErr w:type="gramStart"/>
       <w:r>
@@ -277,7 +322,7 @@
           <w:rFonts w:ascii="微软雅黑" w:eastAsia="微软雅黑" w:hAnsi="微软雅黑" w:hint="eastAsia"/>
         </w:rPr>
         <w:lastRenderedPageBreak/>
-        <w:t>附加项选做的是第②项：把几何图形换成分形图，并用 slider 滑动条交互控制递归次数。我选用 Sierpinski 三角垫片，它的生成规则很简洁：对任意三角形，取三边中点并互相连接，就得到 3 个与原三角形相似、面积为原来 1/4 的小三角形，再对这 3 个小三角形递归执行同样的操作；当递归次数减到 0 时，把当前三角形作为最终图元输出到 points 中。这样递归 n 次就得到 3^n 个三角形，n 从 0 到 7 分别是 1、3、9、27、81、243、729、2187 个三角形，最大也只有 6561 个顶点，GPU 完全能实时重绘。</w:t>
+        <w:t>附加项选做的是第②项：把几何图形换成分形图，并用 slider 滑动条交互控制递归次数。我们选用 Sierpinski 三角垫片，它的生成规则很简洁：对任意三角形，取三边中点并互相连接，就得到 3 个与原三角形相似、面积为原来 1/4 的小三角形，再对这 3 个小三角形递归执行同样的操作；当递归次数减到 0 时，把当前三角形作为最终图元输出到 points 中。这样递归 n 次就得到 3^n 个三角形，n 从 0 到 7 分别是 1、3、9、27、81、243、729、2187 个三角形，最大也只有 6561 个顶点，GPU 完全能实时重绘。</w:t>
       </w:r>
     </w:p>
     <w:p>
@@ -292,7 +337,7 @@
         <w:rPr>
           <w:rFonts w:ascii="微软雅黑" w:eastAsia="微软雅黑" w:hAnsi="微软雅黑" w:hint="eastAsia"/>
         </w:rPr>
-        <w:t xml:space="preserve">交互上，页面左上角放置一个 range 类型的 slider（范围 0~7），监听它的 input 事件：一旦滑动就更新全局变量 depth 并置标志位 </w:t>
+        <w:t xml:space="preserve">交互上，我们在页面左上角放置了一个 range 类型的 slider（范围 0~7），监听它的 input 事件：一旦滑动就更新全局变量 depth 并置标志位 </w:t>
       </w:r>
       <w:proofErr w:type="spellStart"/>
       <w:r>
@@ -453,7 +498,7 @@
         <w:rPr>
           <w:rFonts w:ascii="微软雅黑" w:eastAsia="微软雅黑" w:hAnsi="微软雅黑" w:hint="eastAsia"/>
         </w:rPr>
-        <w:t xml:space="preserve">1、鼠标坐标到 NDC 坐标的转换，尤其是 y 轴方向。屏幕坐标的 y 轴向下，NDC 的 y 轴向上，一开始只做了线性映射而忘了翻转，结果点击画布上方图形却跑到下方。解决办法是推导两端点的对应关系：屏幕 y=0（上边）对应 NDC y=+1，屏幕 y=height（下边）对应 NDC y=-1，由此得到 </w:t>
+        <w:t xml:space="preserve">1、鼠标坐标到 NDC 坐标的转换，尤其是 y 轴方向。屏幕坐标的 y 轴向下，NDC 的 y 轴向上，我们一开始只做了线性映射而忘了翻转，结果点击画布上方图形却跑到下方。解决办法是推导两端点的对应关系：屏幕 y=0（上边）对应 NDC y=+1，屏幕 y=height（下边）对应 NDC y=-1，由此得到 </w:t>
       </w:r>
       <w:proofErr w:type="spellStart"/>
       <w:r>
@@ -559,7 +604,7 @@
         <w:rPr>
           <w:rFonts w:ascii="微软雅黑" w:eastAsia="微软雅黑" w:hAnsi="微软雅黑" w:hint="eastAsia"/>
         </w:rPr>
-        <w:t xml:space="preserve"> 上传到 GPU 的，一开始只改了 depth 就直接重绘，画面毫无变化，因为 GPU 里还是旧的那批顶点。后来明白 VBO 不会自己跟着 CPU 端的数组走，必须重新 </w:t>
+        <w:t xml:space="preserve"> 上传到 GPU 的，我们一开始只改了 depth 就直接重绘，画面毫无变化，因为 GPU 里还是旧的那批顶点。后来才明白 VBO 不会自己跟着 CPU 端的数组走，必须重新 </w:t>
       </w:r>
       <w:proofErr w:type="spellStart"/>
       <w:r>
@@ -673,7 +718,7 @@
         <w:rPr>
           <w:rFonts w:ascii="微软雅黑" w:eastAsia="微软雅黑" w:hAnsi="微软雅黑" w:hint="eastAsia"/>
         </w:rPr>
-        <w:t xml:space="preserve"> 返回 null、程序不会报错，但颜色永远不变，属于很难发现的静默错误。我的处理原则是：一切以着色器源码中的声明为准。</w:t>
+        <w:t xml:space="preserve"> 返回 null、程序不会报错，但颜色永远不变，属于很难发现的静默错误。我们的处理原则是：一切以着色器源码中的声明为准。</w:t>
       </w:r>
     </w:p>
     <w:p>
@@ -731,7 +776,7 @@
         <w:rPr>
           <w:rFonts w:ascii="微软雅黑" w:eastAsia="微软雅黑" w:hAnsi="微软雅黑" w:hint="eastAsia"/>
         </w:rPr>
-        <w:t>6、性能与规模的权衡。递归次数越高三角形越多，虽然 3^7 = 2187 个三角形对 GPU 而言仍很轻松，但每次滑动都要在 CPU 端重新递归生成全部顶点，所以我把上限设为 7，</w:t>
+        <w:t>6、性能与规模的权衡。递归次数越高三角形越多，虽然 3^7 = 2187 个三角形对 GPU 而言仍很轻松，但每次滑动都要在 CPU 端重新递归生成全部顶点，所以我们把上限设为 7，</w:t>
       </w:r>
       <w:r>
         <w:rPr>
@@ -787,7 +832,7 @@
         <w:rPr>
           <w:rFonts w:ascii="微软雅黑" w:eastAsia="微软雅黑" w:hAnsi="微软雅黑" w:hint="eastAsia"/>
         </w:rPr>
-        <w:t xml:space="preserve">通过这次作业，我最主要的收获是把 WebGL 的绘制流程真正串了起来：数据从 CPU 端的普通数组出发，经 flatten() 转成类型化数组，再通过 VBO 上传到 GPU，由顶点属性 </w:t>
+        <w:t xml:space="preserve">通过这次作业，我们最主要的收获是把 WebGL 的绘制流程真正串了起来：数据从 CPU 端的普通数组出发，经 flatten() 转成类型化数组，再通过 VBO 上传到 GPU，由顶点属性 </w:t>
       </w:r>
       <w:proofErr w:type="spellStart"/>
       <w:r>
@@ -830,7 +875,7 @@
         <w:rPr>
           <w:rFonts w:ascii="微软雅黑" w:eastAsia="微软雅黑" w:hAnsi="微软雅黑" w:hint="eastAsia"/>
         </w:rPr>
-        <w:t>其次，我对交互式图形程序的更新代价有了直观认识。同样是响应用户操作，改变图形中心只需要更新一个 uniform，代价极小；而改变递归次数需要重建几千个顶点并重新上传缓冲区，代价大得多。这让我理解了为什么实际渲染引擎要区分变换和几何重建两类更新，也为后面学习更复杂的场景管理打下了直觉基础。</w:t>
+        <w:t>其次，我们对交互式图形程序的更新代价有了直观认识。同样是响应用户操作，改变图形中心只需要更新一个 uniform，代价极小；而改变递归次数需要重建几千个顶点并重新上传缓冲区，代价大得多。这让我们理解了为什么实际渲染引擎要区分变换和几何重建两类更新，也为后面学习更复杂的场景管理打下了直觉基础。</w:t>
       </w:r>
     </w:p>
     <w:p>
@@ -845,7 +890,7 @@
         <w:rPr>
           <w:rFonts w:ascii="微软雅黑" w:eastAsia="微软雅黑" w:hAnsi="微软雅黑" w:hint="eastAsia"/>
         </w:rPr>
-        <w:t xml:space="preserve">第三，分形的递归实现让我体会到用极简规则生成复杂图形的思想。短短十行左右的 </w:t>
+        <w:t xml:space="preserve">第三，分形的递归实现让我们体会到用极简规则生成复杂图形的思想。短短十行左右的 </w:t>
       </w:r>
       <w:proofErr w:type="spellStart"/>
       <w:r>
@@ -859,7 +904,7 @@
         <w:rPr>
           <w:rFonts w:ascii="微软雅黑" w:eastAsia="微软雅黑" w:hAnsi="微软雅黑" w:hint="eastAsia"/>
         </w:rPr>
-        <w:t xml:space="preserve"> 递归，就能在 7 次递归后产生 2187 个三角形构成的精细图案，而且整个过程完全由程序自动生成，不需要任何人工建模。这也让我理解了分形自相似性的含义，以及递归次数与细节层次、数据规模之间的指数关系。</w:t>
+        <w:t xml:space="preserve"> 递归，就能在 7 次递归后产生 2187 个三角形构成的精细图案，而且整个过程完全由程序自动生成，不需要任何人工建模。这也让我们理解了分形自相似性的含义，以及递归次数与细节层次、数据规模之间的指数关系。</w:t>
       </w:r>
     </w:p>
     <w:p>
@@ -874,7 +919,7 @@
         <w:rPr>
           <w:rFonts w:ascii="微软雅黑" w:eastAsia="微软雅黑" w:hAnsi="微软雅黑" w:hint="eastAsia"/>
         </w:rPr>
-        <w:t>最后是一些工程习惯上的体会：坐标系约定（屏幕坐标与 NDC）必须一开始就搞清楚，否则错误会以方向反了这种直观但难定位的形式出现；GUI 控件与全屏画布共存时要注意层叠顺序；而浏览器缓存、本地文件协议限制这类环境问题，也提醒我要养成先确认运行环境和文件版本的排查习惯。这些经验对后续的图形学实验同样适用。</w:t>
+        <w:t>最后是一些工程习惯上的体会：坐标系约定（屏幕坐标与 NDC）必须一开始就搞清楚，否则错误会以方向反了这种直观但难定位的形式出现；GUI 控件与全屏画布共存时要注意层叠顺序；而浏览器缓存、本地文件协议限制这类环境问题，也提醒我们要养成先确认运行环境和文件版本的排查习惯。这些经验对后续的图形学实验同样适用。</w:t>
       </w:r>
     </w:p>
     <w:p>
